--- a/tests/fixtures/test_notice_fixed.docx
+++ b/tests/fixtures/test_notice_fixed.docx
@@ -71,7 +71,7 @@
     </w:p>
     <w:p>
       <w:pPr>
-        <w:jc w:val="right"/>
+        <w:jc w:val="both"/>
         <w:ind w:firstLine="640" w:firstLineChars="200"/>
         <w:spacing w:line="579" w:lineRule="exact" w:before="0" w:after="0"/>
       </w:pPr>
@@ -89,8 +89,7 @@
     <w:p>
       <w:pPr>
         <w:jc w:val="right"/>
-        <w:ind w:firstLine="640" w:firstLineChars="200"/>
-        <w:spacing w:line="579" w:lineRule="exact" w:before="0" w:after="0"/>
+        <w:spacing w:before="0" w:after="0"/>
       </w:pPr>
       <w:r>
         <w:rPr>
@@ -106,8 +105,7 @@
     <w:p>
       <w:pPr>
         <w:jc w:val="right"/>
-        <w:ind w:firstLine="640" w:firstLineChars="200"/>
-        <w:spacing w:line="579" w:lineRule="exact" w:before="0" w:after="0"/>
+        <w:spacing w:before="0" w:after="0"/>
       </w:pPr>
       <w:r>
         <w:rPr>

--- a/tests/fixtures/test_notice_fixed.docx
+++ b/tests/fixtures/test_notice_fixed.docx
@@ -21,9 +21,9 @@
     </w:p>
     <w:p>
       <w:pPr>
-        <w:jc w:val="both"/>
-        <w:ind w:firstLine="640" w:firstLineChars="200"/>
-        <w:spacing w:line="579" w:lineRule="exact" w:before="0" w:after="0"/>
+        <w:ind w:firstLine="0"/>
+        <w:jc w:val="left"/>
+        <w:spacing w:before="0" w:after="0"/>
       </w:pPr>
       <w:r>
         <w:rPr>
@@ -55,12 +55,13 @@
     </w:p>
     <w:p>
       <w:pPr>
-        <w:jc w:val="left"/>
-        <w:spacing w:before="0" w:after="0"/>
+        <w:jc w:val="center"/>
+        <w:ind w:firstLine="640" w:firstLineChars="200"/>
+        <w:spacing w:line="579" w:lineRule="exact" w:before="0" w:after="0"/>
       </w:pPr>
       <w:r>
         <w:rPr>
-          <w:rFonts w:ascii="Times New Roman" w:hAnsi="Times New Roman" w:eastAsia="黑体" w:cs="黑体"/>
+          <w:rFonts w:ascii="Times New Roman" w:hAnsi="Times New Roman" w:eastAsia="仿宋_GB2312" w:cs="仿宋_GB2312"/>
           <w:b/>
           <w:i w:val="0"/>
           <w:sz w:val="32"/>
@@ -337,7 +338,7 @@
     <w:pPr>
       <w:pStyle w:val="Footer"/>
       <w:jc w:val="center"/>
-      <w:spacing w:before="0" w:after="0"/>
+      <w:spacing w:line="320" w:lineRule="exact" w:before="0" w:after="0"/>
     </w:pPr>
     <w:r>
       <w:rPr>
@@ -359,7 +360,7 @@
     <w:pPr>
       <w:pStyle w:val="Header"/>
       <w:jc w:val="center"/>
-      <w:spacing w:before="0" w:after="0"/>
+      <w:spacing w:line="320" w:lineRule="exact" w:before="0" w:after="0"/>
     </w:pPr>
     <w:r>
       <w:rPr>

--- a/tests/fixtures/test_notice_fixed.docx
+++ b/tests/fixtures/test_notice_fixed.docx
@@ -6,7 +6,7 @@
       <w:pPr>
         <w:pStyle w:val="Heading1"/>
         <w:jc w:val="center"/>
-        <w:spacing w:before="0" w:after="0"/>
+        <w:spacing w:line="579" w:lineRule="exact" w:before="0" w:after="0"/>
       </w:pPr>
       <w:r>
         <w:rPr>
@@ -55,13 +55,13 @@
     </w:p>
     <w:p>
       <w:pPr>
-        <w:jc w:val="center"/>
+        <w:jc w:val="both"/>
         <w:ind w:firstLine="640" w:firstLineChars="200"/>
         <w:spacing w:line="579" w:lineRule="exact" w:before="0" w:after="0"/>
       </w:pPr>
       <w:r>
         <w:rPr>
-          <w:rFonts w:ascii="Times New Roman" w:hAnsi="Times New Roman" w:eastAsia="仿宋_GB2312" w:cs="仿宋_GB2312"/>
+          <w:rFonts w:ascii="Times New Roman" w:hAnsi="Times New Roman" w:eastAsia="黑体" w:cs="黑体"/>
           <w:b/>
           <w:i w:val="0"/>
           <w:sz w:val="32"/>
@@ -324,7 +324,7 @@
       <w:headerReference w:type="default" r:id="rId9"/>
       <w:footerReference w:type="default" r:id="rId10"/>
       <w:pgSz w:w="11906" w:h="16838"/>
-      <w:pgMar w:top="2098" w:right="1474" w:bottom="1984" w:left="1587" w:header="720" w:footer="720" w:gutter="0"/>
+      <w:pgMar w:top="2098" w:right="1474" w:bottom="1984" w:left="1587" w:header="720" w:footer="1417" w:gutter="0"/>
       <w:cols w:space="720"/>
       <w:docGrid w:linePitch="360"/>
     </w:sectPr>

--- a/tests/fixtures/test_notice_fixed.docx
+++ b/tests/fixtures/test_notice_fixed.docx
@@ -342,13 +342,39 @@
     </w:pPr>
     <w:r>
       <w:rPr>
-        <w:rFonts w:ascii="Times New Roman" w:hAnsi="Times New Roman" w:eastAsia="仿宋_GB2312" w:cs="仿宋_GB2312"/>
-        <w:b w:val="0"/>
-        <w:i w:val="0"/>
-        <w:sz w:val="24"/>
-        <w:u w:val="none"/>
-      </w:rPr>
-      <w:t>第 1 页 共 1 页</w:t>
+        <w:rFonts w:eastAsia="宋体" w:ascii="Times New Roman"/>
+        <w:sz w:val="28"/>
+      </w:rPr>
+      <w:t xml:space="preserve">— </w:t>
+    </w:r>
+    <w:r>
+      <w:fldChar w:fldCharType="begin"/>
+    </w:r>
+    <w:r>
+      <w:rPr>
+        <w:rFonts w:eastAsia="宋体"/>
+      </w:rPr>
+      <w:instrText xml:space="preserve"> PAGE </w:instrText>
+    </w:r>
+    <w:r>
+      <w:fldChar w:fldCharType="separate"/>
+    </w:r>
+    <w:r>
+      <w:rPr>
+        <w:rFonts w:eastAsia="宋体" w:ascii="Times New Roman"/>
+        <w:sz w:val="28"/>
+      </w:rPr>
+      <w:t xml:space="preserve">1</w:t>
+    </w:r>
+    <w:r>
+      <w:fldChar w:fldCharType="end"/>
+    </w:r>
+    <w:r>
+      <w:rPr>
+        <w:rFonts w:eastAsia="宋体" w:ascii="Times New Roman"/>
+        <w:sz w:val="28"/>
+      </w:rPr>
+      <w:t xml:space="preserve"> —</w:t>
     </w:r>
   </w:p>
 </w:ftr>
